--- a/ARCHIVED/20260712_IJMR-Submission/multimedia_appendix_2.docx
+++ b/ARCHIVED/20260712_IJMR-Submission/multimedia_appendix_2.docx
@@ -23,7 +23,7 @@
         <w:pStyle w:val="Date"/>
       </w:pPr>
       <w:r>
-        <w:t xml:space="preserve">June 2026</w:t>
+        <w:t xml:space="preserve">July 2026</w:t>
       </w:r>
     </w:p>
     <w:bookmarkStart w:id="45" w:name="multimedia-appendix-2"/>

--- a/ARCHIVED/20260712_IJMR-Submission/multimedia_appendix_2.docx
+++ b/ARCHIVED/20260712_IJMR-Submission/multimedia_appendix_2.docx
@@ -1244,7 +1244,7 @@
         <w:t xml:space="preserve">	</w:t>
       </w:r>
       <w:r>
-        <w:t xml:space="preserve">Shahbaz G M.</w:t>
+        <w:t xml:space="preserve">Shahbaz M, Gao C, Zhai L, Shahzad F, Hu Y.</w:t>
       </w:r>
       <w:r>
         <w:t xml:space="preserve"> </w:t>
@@ -1293,7 +1293,7 @@
         <w:t xml:space="preserve">	</w:t>
       </w:r>
       <w:r>
-        <w:t xml:space="preserve">Ziletti &amp;D A.</w:t>
+        <w:t xml:space="preserve">Ziletti A, D’Ambrosi L.</w:t>
       </w:r>
       <w:r>
         <w:t xml:space="preserve"> </w:t>
